--- a/Мавзу2/065.docx
+++ b/Мавзу2/065.docx
@@ -82,7 +82,7 @@
           <w:b/>
           <w:sz w:val="28"/>
         </w:rPr>
-        <w:t>Madaniy xossalari</w:t>
+        <w:t>Kultural xossalari</w:t>
       </w:r>
     </w:p>
     <w:p>
